--- a/docs/5 - מסמך אבטחת מידע - Runi.docx
+++ b/docs/5 - מסמך אבטחת מידע - Runi.docx
@@ -38,7 +38,7 @@
           <w:szCs w:val="27"/>
           <w:rtl/>
         </w:rPr>
-        <w:t xml:space="preserve">מסמך אבטחה בסיסית</w:t>
+        <w:t xml:space="preserve">מסמך אבטחת מידע</w:t>
       </w:r>
     </w:p>
     <w:p>
@@ -52,7 +52,7 @@
           <w:rFonts w:ascii="Arial" w:cs="Arial" w:eastAsia="Arial" w:hAnsi="Arial"/>
           <w:rtl/>
         </w:rPr>
-        <w:t xml:space="preserve">תרגיל סיום — Internet Technologies | RUNI CS 2026 עודכן: 25 באוגוסט 2026</w:t>
+        <w:t xml:space="preserve">תרגיל סיום — Internet Technologies | RUNI CS 2026 עודכן: 30 באוגוסט 2026</w:t>
       </w:r>
     </w:p>
     <w:p>
@@ -4788,7 +4788,7 @@
         <w:szCs w:val="17"/>
         <w:rtl/>
       </w:rPr>
-      <w:t xml:space="preserve">מסמך אבטחת מידע — Artificial Run Intelligence</w:t>
+      <w:t xml:space="preserve">מסמך אבטחת מידע — Runi</w:t>
     </w:r>
   </w:p>
 </w:hdr>
